--- a/DataInBrief_BC3CAT.docx
+++ b/DataInBrief_BC3CAT.docx
@@ -41,7 +41,15 @@
         <w:jc w:val="center"/>
       </w:pPr>
       <w:r>
-        <w:t>Cesáreo González-Alvareza,*, Laura Fernández-Roblesa, Enrique Alegrea, Manuel Castejón-Limasa</w:t>
+        <w:t>Cesáreo González-</w:t>
+      </w:r>
+      <w:proofErr w:type="gramStart"/>
+      <w:r>
+        <w:t>Alvareza,*</w:t>
+      </w:r>
+      <w:proofErr w:type="gramEnd"/>
+      <w:r>
+        <w:t>, Laura Fernández-Roblesa, Enrique Alegrea, Manuel Castejón-Limasa</w:t>
       </w:r>
     </w:p>
     <w:p>
@@ -461,7 +469,21 @@
               <w:rPr>
                 <w:lang w:val="en-US"/>
               </w:rPr>
-              <w:t xml:space="preserve">Data were extracted from ADIF's Base de </w:t>
+              <w:t xml:space="preserve">Data </w:t>
+            </w:r>
+            <w:proofErr w:type="gramStart"/>
+            <w:r>
+              <w:rPr>
+                <w:lang w:val="en-US"/>
+              </w:rPr>
+              <w:t>were</w:t>
+            </w:r>
+            <w:proofErr w:type="gramEnd"/>
+            <w:r>
+              <w:rPr>
+                <w:lang w:val="en-US"/>
+              </w:rPr>
+              <w:t xml:space="preserve"> extracted from ADIF's Base de </w:t>
             </w:r>
             <w:proofErr w:type="spellStart"/>
             <w:r>
@@ -792,11 +814,19 @@
           <w:lang w:val="en-US"/>
         </w:rPr>
       </w:pPr>
-      <w:r>
-        <w:rPr>
-          <w:lang w:val="en-US"/>
-        </w:rPr>
-        <w:t>These data provide the first publicly available benchmark for evaluating information retrieval methods on parametric construction catalogs, addressing a significant gap in construction informatics research where no standardized evaluation datasets exist.</w:t>
+      <w:proofErr w:type="gramStart"/>
+      <w:r>
+        <w:rPr>
+          <w:lang w:val="en-US"/>
+        </w:rPr>
+        <w:t>These</w:t>
+      </w:r>
+      <w:proofErr w:type="gramEnd"/>
+      <w:r>
+        <w:rPr>
+          <w:lang w:val="en-US"/>
+        </w:rPr>
+        <w:t xml:space="preserve"> data provide the first publicly available benchmark for evaluating information retrieval methods on parametric construction catalogs, addressing a significant gap in construction informatics research where no standardized evaluation datasets exist.</w:t>
       </w:r>
     </w:p>
     <w:p>
@@ -974,37 +1004,67 @@
           <w:lang w:val="en-US"/>
         </w:rPr>
       </w:pPr>
+      <w:proofErr w:type="gramStart"/>
       <w:r>
         <w:rPr>
           <w:lang w:val="en-US"/>
         </w:rPr>
         <w:t>• data/raw/ — Original BC3 format source files</w:t>
       </w:r>
-    </w:p>
-    <w:p>
-      <w:pPr>
-        <w:rPr>
-          <w:lang w:val="en-US"/>
-        </w:rPr>
-      </w:pPr>
-      <w:r>
-        <w:rPr>
-          <w:lang w:val="en-US"/>
-        </w:rPr>
-        <w:t>• data/intermediate/ — Processing stage outputs (JSON files from each pipeline stage)</w:t>
-      </w:r>
-    </w:p>
-    <w:p>
-      <w:pPr>
-        <w:rPr>
-          <w:lang w:val="en-US"/>
-        </w:rPr>
-      </w:pPr>
-      <w:r>
-        <w:rPr>
-          <w:lang w:val="en-US"/>
-        </w:rPr>
-        <w:t>• data/processed/ — Final dataset files:</w:t>
+      <w:proofErr w:type="gramEnd"/>
+    </w:p>
+    <w:p>
+      <w:pPr>
+        <w:rPr>
+          <w:lang w:val="en-US"/>
+        </w:rPr>
+      </w:pPr>
+      <w:r>
+        <w:rPr>
+          <w:lang w:val="en-US"/>
+        </w:rPr>
+        <w:t>• data/</w:t>
+      </w:r>
+      <w:proofErr w:type="gramStart"/>
+      <w:r>
+        <w:rPr>
+          <w:lang w:val="en-US"/>
+        </w:rPr>
+        <w:t>intermediate/ —</w:t>
+      </w:r>
+      <w:proofErr w:type="gramEnd"/>
+      <w:r>
+        <w:rPr>
+          <w:lang w:val="en-US"/>
+        </w:rPr>
+        <w:t xml:space="preserve"> Processing stage outputs (JSON files from each pipeline stage)</w:t>
+      </w:r>
+    </w:p>
+    <w:p>
+      <w:pPr>
+        <w:rPr>
+          <w:lang w:val="en-US"/>
+        </w:rPr>
+      </w:pPr>
+      <w:r>
+        <w:rPr>
+          <w:lang w:val="en-US"/>
+        </w:rPr>
+        <w:t>• data/</w:t>
+      </w:r>
+      <w:proofErr w:type="gramStart"/>
+      <w:r>
+        <w:rPr>
+          <w:lang w:val="en-US"/>
+        </w:rPr>
+        <w:t>processed/ —</w:t>
+      </w:r>
+      <w:proofErr w:type="gramEnd"/>
+      <w:r>
+        <w:rPr>
+          <w:lang w:val="en-US"/>
+        </w:rPr>
+        <w:t xml:space="preserve"> Final dataset files:</w:t>
       </w:r>
     </w:p>
     <w:p>
@@ -1078,9 +1138,17 @@
         <w:rPr>
           <w:lang w:val="en-US"/>
         </w:rPr>
-        <w:t>OEB_resumen.json</w:t>
-      </w:r>
-      <w:proofErr w:type="spellEnd"/>
+        <w:t>OEB_</w:t>
+      </w:r>
+      <w:proofErr w:type="gramStart"/>
+      <w:r>
+        <w:rPr>
+          <w:lang w:val="en-US"/>
+        </w:rPr>
+        <w:t>resumen.json</w:t>
+      </w:r>
+      <w:proofErr w:type="spellEnd"/>
+      <w:proofErr w:type="gramEnd"/>
       <w:r>
         <w:rPr>
           <w:lang w:val="en-US"/>
@@ -1092,9 +1160,17 @@
         <w:rPr>
           <w:lang w:val="en-US"/>
         </w:rPr>
-        <w:t>OEB_texto.json</w:t>
-      </w:r>
-      <w:proofErr w:type="spellEnd"/>
+        <w:t>OEB_</w:t>
+      </w:r>
+      <w:proofErr w:type="gramStart"/>
+      <w:r>
+        <w:rPr>
+          <w:lang w:val="en-US"/>
+        </w:rPr>
+        <w:t>texto.json</w:t>
+      </w:r>
+      <w:proofErr w:type="spellEnd"/>
+      <w:proofErr w:type="gramEnd"/>
       <w:r>
         <w:rPr>
           <w:lang w:val="en-US"/>
@@ -1109,6 +1185,7 @@
           <w:lang w:val="en-US"/>
         </w:rPr>
       </w:pPr>
+      <w:proofErr w:type="gramStart"/>
       <w:r>
         <w:rPr>
           <w:lang w:val="en-US"/>
@@ -1127,7 +1204,14 @@
         <w:rPr>
           <w:lang w:val="en-US"/>
         </w:rPr>
-        <w:t>/ — Processing pipeline notebooks and utilities</w:t>
+        <w:t>/ —</w:t>
+      </w:r>
+      <w:proofErr w:type="gramEnd"/>
+      <w:r>
+        <w:rPr>
+          <w:lang w:val="en-US"/>
+        </w:rPr>
+        <w:t xml:space="preserve"> Processing pipeline notebooks and utilities</w:t>
       </w:r>
     </w:p>
     <w:p>
@@ -1195,7 +1279,21 @@
         <w:rPr>
           <w:lang w:val="en-US"/>
         </w:rPr>
-        <w:t>• Short-format (</w:t>
+        <w:t xml:space="preserve">• </w:t>
+      </w:r>
+      <w:proofErr w:type="gramStart"/>
+      <w:r>
+        <w:rPr>
+          <w:lang w:val="en-US"/>
+        </w:rPr>
+        <w:t>Short-format</w:t>
+      </w:r>
+      <w:proofErr w:type="gramEnd"/>
+      <w:r>
+        <w:rPr>
+          <w:lang w:val="en-US"/>
+        </w:rPr>
+        <w:t xml:space="preserve"> (</w:t>
       </w:r>
       <w:proofErr w:type="spellStart"/>
       <w:r>
@@ -1294,7 +1392,21 @@
         <w:rPr>
           <w:lang w:val="en-US"/>
         </w:rPr>
-        <w:t xml:space="preserve"> Document object (serialized via pickle) containing: text content, </w:t>
+        <w:t xml:space="preserve"> Document object (serialized via pickle) </w:t>
+      </w:r>
+      <w:proofErr w:type="gramStart"/>
+      <w:r>
+        <w:rPr>
+          <w:lang w:val="en-US"/>
+        </w:rPr>
+        <w:t>containing:</w:t>
+      </w:r>
+      <w:proofErr w:type="gramEnd"/>
+      <w:r>
+        <w:rPr>
+          <w:lang w:val="en-US"/>
+        </w:rPr>
+        <w:t xml:space="preserve"> text content, </w:t>
       </w:r>
       <w:proofErr w:type="spellStart"/>
       <w:r>
@@ -1517,20 +1629,48 @@
         <w:rPr>
           <w:lang w:val="en-US"/>
         </w:rPr>
-        <w:t>Stage 1 (s01_parse_fiebdc.ipynb): Parses raw BC3 files into structured JSON, extracting concept definitions (~C records), parameter specifications (~P records), text variables with formulas, and RESUMEN/TEXTO fields.</w:t>
-      </w:r>
-    </w:p>
-    <w:p>
-      <w:pPr>
-        <w:rPr>
-          <w:lang w:val="en-US"/>
-        </w:rPr>
-      </w:pPr>
-      <w:r>
-        <w:rPr>
-          <w:lang w:val="en-US"/>
-        </w:rPr>
-        <w:t>Stage 2 (s02_split_chapters.ipynb): Separates the catalog into technical chapters based on item code prefixes.</w:t>
+        <w:t>Stage 1 (s01_parse_</w:t>
+      </w:r>
+      <w:proofErr w:type="gramStart"/>
+      <w:r>
+        <w:rPr>
+          <w:lang w:val="en-US"/>
+        </w:rPr>
+        <w:t>fiebdc.ipynb</w:t>
+      </w:r>
+      <w:proofErr w:type="gramEnd"/>
+      <w:r>
+        <w:rPr>
+          <w:lang w:val="en-US"/>
+        </w:rPr>
+        <w:t>): Parses raw BC3 files into structured JSON, extracting concept definitions (~C records), parameter specifications (~P records), text variables with formulas, and RESUMEN/TEXTO fields.</w:t>
+      </w:r>
+    </w:p>
+    <w:p>
+      <w:pPr>
+        <w:rPr>
+          <w:lang w:val="en-US"/>
+        </w:rPr>
+      </w:pPr>
+      <w:r>
+        <w:rPr>
+          <w:lang w:val="en-US"/>
+        </w:rPr>
+        <w:t>Stage 2 (s02_split_</w:t>
+      </w:r>
+      <w:proofErr w:type="gramStart"/>
+      <w:r>
+        <w:rPr>
+          <w:lang w:val="en-US"/>
+        </w:rPr>
+        <w:t>chapters.ipynb</w:t>
+      </w:r>
+      <w:proofErr w:type="gramEnd"/>
+      <w:r>
+        <w:rPr>
+          <w:lang w:val="en-US"/>
+        </w:rPr>
+        <w:t>): Separates the catalog into technical chapters based on item code prefixes.</w:t>
       </w:r>
     </w:p>
     <w:p>
@@ -1544,33 +1684,75 @@
           <w:lang w:val="en-US"/>
         </w:rPr>
         <w:lastRenderedPageBreak/>
-        <w:t>Stage 3 (s03_generate_parametric_combinations.ipynb): Expands parametric templates through Cartesian product of all parameter value combinations, generating unique item variants.</w:t>
-      </w:r>
-    </w:p>
-    <w:p>
-      <w:pPr>
-        <w:rPr>
-          <w:lang w:val="en-US"/>
-        </w:rPr>
-      </w:pPr>
-      <w:r>
-        <w:rPr>
-          <w:lang w:val="en-US"/>
-        </w:rPr>
-        <w:t>Stage 4 (s04_evaluate_text_variables.ipynb): Resolves formula-based text variables by substituting parameter values and evaluating conditional expressions.</w:t>
-      </w:r>
-    </w:p>
-    <w:p>
-      <w:pPr>
-        <w:rPr>
-          <w:lang w:val="en-US"/>
-        </w:rPr>
-      </w:pPr>
-      <w:r>
-        <w:rPr>
-          <w:lang w:val="en-US"/>
-        </w:rPr>
-        <w:t xml:space="preserve">Stage 5 (s05_evaluate_resumen_texto.ipynb): Produces final query-document pairs by replacing remaining placeholders in </w:t>
+        <w:t>Stage 3 (s03_generate_parametric_</w:t>
+      </w:r>
+      <w:proofErr w:type="gramStart"/>
+      <w:r>
+        <w:rPr>
+          <w:lang w:val="en-US"/>
+        </w:rPr>
+        <w:t>combinations.ipynb</w:t>
+      </w:r>
+      <w:proofErr w:type="gramEnd"/>
+      <w:r>
+        <w:rPr>
+          <w:lang w:val="en-US"/>
+        </w:rPr>
+        <w:t>): Expands parametric templates through Cartesian product of all parameter value combinations, generating unique item variants.</w:t>
+      </w:r>
+    </w:p>
+    <w:p>
+      <w:pPr>
+        <w:rPr>
+          <w:lang w:val="en-US"/>
+        </w:rPr>
+      </w:pPr>
+      <w:r>
+        <w:rPr>
+          <w:lang w:val="en-US"/>
+        </w:rPr>
+        <w:t>Stage 4 (s04_evaluate_text_</w:t>
+      </w:r>
+      <w:proofErr w:type="gramStart"/>
+      <w:r>
+        <w:rPr>
+          <w:lang w:val="en-US"/>
+        </w:rPr>
+        <w:t>variables.ipynb</w:t>
+      </w:r>
+      <w:proofErr w:type="gramEnd"/>
+      <w:r>
+        <w:rPr>
+          <w:lang w:val="en-US"/>
+        </w:rPr>
+        <w:t>): Resolves formula-based text variables by substituting parameter values and evaluating conditional expressions.</w:t>
+      </w:r>
+    </w:p>
+    <w:p>
+      <w:pPr>
+        <w:rPr>
+          <w:lang w:val="en-US"/>
+        </w:rPr>
+      </w:pPr>
+      <w:r>
+        <w:rPr>
+          <w:lang w:val="en-US"/>
+        </w:rPr>
+        <w:t>Stage 5 (s05_evaluate_resumen_</w:t>
+      </w:r>
+      <w:proofErr w:type="gramStart"/>
+      <w:r>
+        <w:rPr>
+          <w:lang w:val="en-US"/>
+        </w:rPr>
+        <w:t>texto.ipynb</w:t>
+      </w:r>
+      <w:proofErr w:type="gramEnd"/>
+      <w:r>
+        <w:rPr>
+          <w:lang w:val="en-US"/>
+        </w:rPr>
+        <w:t xml:space="preserve">): Produces final query-document pairs by replacing remaining placeholders in </w:t>
       </w:r>
       <w:proofErr w:type="spellStart"/>
       <w:r>
@@ -1611,20 +1793,48 @@
         <w:rPr>
           <w:lang w:val="en-US"/>
         </w:rPr>
-        <w:t>Stage 6 (s06_data_analysis.ipynb): Computes dataset statistics for validation.</w:t>
-      </w:r>
-    </w:p>
-    <w:p>
-      <w:pPr>
-        <w:rPr>
-          <w:lang w:val="en-US"/>
-        </w:rPr>
-      </w:pPr>
-      <w:r>
-        <w:rPr>
-          <w:lang w:val="en-US"/>
-        </w:rPr>
-        <w:t>Stage 7 (s07_Filter_duplicates.ipynb): Identifies and removes duplicate items with identical text content.</w:t>
+        <w:t>Stage 6 (s06_data_</w:t>
+      </w:r>
+      <w:proofErr w:type="gramStart"/>
+      <w:r>
+        <w:rPr>
+          <w:lang w:val="en-US"/>
+        </w:rPr>
+        <w:t>analysis.ipynb</w:t>
+      </w:r>
+      <w:proofErr w:type="gramEnd"/>
+      <w:r>
+        <w:rPr>
+          <w:lang w:val="en-US"/>
+        </w:rPr>
+        <w:t>): Computes dataset statistics for validation.</w:t>
+      </w:r>
+    </w:p>
+    <w:p>
+      <w:pPr>
+        <w:rPr>
+          <w:lang w:val="en-US"/>
+        </w:rPr>
+      </w:pPr>
+      <w:r>
+        <w:rPr>
+          <w:lang w:val="en-US"/>
+        </w:rPr>
+        <w:t>Stage 7 (s07_Filter_</w:t>
+      </w:r>
+      <w:proofErr w:type="gramStart"/>
+      <w:r>
+        <w:rPr>
+          <w:lang w:val="en-US"/>
+        </w:rPr>
+        <w:t>duplicates.ipynb</w:t>
+      </w:r>
+      <w:proofErr w:type="gramEnd"/>
+      <w:r>
+        <w:rPr>
+          <w:lang w:val="en-US"/>
+        </w:rPr>
+        <w:t>): Identifies and removes duplicate items with identical text content.</w:t>
       </w:r>
     </w:p>
     <w:p>
@@ -1680,7 +1890,21 @@
         <w:rPr>
           <w:lang w:val="en-US"/>
         </w:rPr>
-        <w:t>The OEB subcategory templates define configurable parameters including: number of pipes (2, 4, 6, 8, 12), pipe diameter (110mm, 160mm, 200mm), terrain type (normal, rocky, under tracks, road crossing, platform, attached, ballast zone), work shift (daytime, nighttime, exceptional conditions), maintenance window requirements, and execution volume conditions. Each unique combination produces a distinct catalog item with instantiated descriptions.</w:t>
+        <w:t xml:space="preserve">The OEB subcategory templates define configurable parameters </w:t>
+      </w:r>
+      <w:proofErr w:type="gramStart"/>
+      <w:r>
+        <w:rPr>
+          <w:lang w:val="en-US"/>
+        </w:rPr>
+        <w:t>including:</w:t>
+      </w:r>
+      <w:proofErr w:type="gramEnd"/>
+      <w:r>
+        <w:rPr>
+          <w:lang w:val="en-US"/>
+        </w:rPr>
+        <w:t xml:space="preserve"> number of pipes (2, 4, 6, 8, 12), pipe diameter (110mm, 160mm, 200mm), terrain type (normal, rocky, under tracks, road crossing, platform, attached, ballast zone), work shift (daytime, nighttime, exceptional conditions), maintenance window requirements, and execution volume conditions. Each unique combination produces a distinct catalog item with instantiated descriptions.</w:t>
       </w:r>
     </w:p>
     <w:p>
@@ -1750,7 +1974,21 @@
         <w:rPr>
           <w:lang w:val="en-US"/>
         </w:rPr>
-        <w:t>/pytorch-notebook:cuda12-python-3.11.8) to ensure reproducibility.</w:t>
+        <w:t>/pytorch-</w:t>
+      </w:r>
+      <w:proofErr w:type="gramStart"/>
+      <w:r>
+        <w:rPr>
+          <w:lang w:val="en-US"/>
+        </w:rPr>
+        <w:t>notebook:cuda</w:t>
+      </w:r>
+      <w:proofErr w:type="gramEnd"/>
+      <w:r>
+        <w:rPr>
+          <w:lang w:val="en-US"/>
+        </w:rPr>
+        <w:t>12-python-3.11.8) to ensure reproducibility.</w:t>
       </w:r>
     </w:p>
     <w:p>
@@ -1806,7 +2044,21 @@
         <w:rPr>
           <w:lang w:val="en-US"/>
         </w:rPr>
-        <w:t xml:space="preserve"> from the same item; in practice, user queries may be paraphrased or incomplete. The parametric expansion generates items with high lexical similarity, which may not fully represent the vocabulary variability encountered in real-world project documents.</w:t>
+        <w:t xml:space="preserve"> from the same item; in practice, user queries may be paraphrased or incomplete. </w:t>
+      </w:r>
+      <w:proofErr w:type="gramStart"/>
+      <w:r>
+        <w:rPr>
+          <w:lang w:val="en-US"/>
+        </w:rPr>
+        <w:t>The parametric</w:t>
+      </w:r>
+      <w:proofErr w:type="gramEnd"/>
+      <w:r>
+        <w:rPr>
+          <w:lang w:val="en-US"/>
+        </w:rPr>
+        <w:t xml:space="preserve"> expansion generates items with high lexical similarity, which may not fully represent the vocabulary variability encountered in real-world project documents.</w:t>
       </w:r>
     </w:p>
     <w:p>
@@ -1834,7 +2086,21 @@
         <w:rPr>
           <w:lang w:val="en-US"/>
         </w:rPr>
-        <w:t>The authors confirm that they have read and follow the ethical requirements for publication in Data in Brief. This work does not involve human subjects, animal experiments, or data collected from social media platforms. The source data derives from ADIF's publicly available price catalog, used with permission for research purposes.</w:t>
+        <w:t xml:space="preserve">The authors confirm that they have read and </w:t>
+      </w:r>
+      <w:proofErr w:type="gramStart"/>
+      <w:r>
+        <w:rPr>
+          <w:lang w:val="en-US"/>
+        </w:rPr>
+        <w:t>follow</w:t>
+      </w:r>
+      <w:proofErr w:type="gramEnd"/>
+      <w:r>
+        <w:rPr>
+          <w:lang w:val="en-US"/>
+        </w:rPr>
+        <w:t xml:space="preserve"> the ethical requirements for publication in Data in Brief. This work does not involve human subjects, animal experiments, or data collected from social media platforms. The source data derives from ADIF's publicly available price catalog, used with permission for research purposes.</w:t>
       </w:r>
     </w:p>
     <w:p>
@@ -1919,7 +2185,21 @@
         <w:rPr>
           <w:lang w:val="en-US"/>
         </w:rPr>
-        <w:t>The authors used generative AI tools to assist with code development, data analysis, and manuscript preparation. The authors reviewed and verified all AI-assisted outputs and take full responsibility for the content.</w:t>
+        <w:t xml:space="preserve">The authors used generative AI tools to assist with code development, data analysis, and manuscript preparation. The authors reviewed and verified all AI-assisted outputs and </w:t>
+      </w:r>
+      <w:proofErr w:type="gramStart"/>
+      <w:r>
+        <w:rPr>
+          <w:lang w:val="en-US"/>
+        </w:rPr>
+        <w:t>take</w:t>
+      </w:r>
+      <w:proofErr w:type="gramEnd"/>
+      <w:r>
+        <w:rPr>
+          <w:lang w:val="en-US"/>
+        </w:rPr>
+        <w:t xml:space="preserve"> full responsibility for the content.</w:t>
       </w:r>
     </w:p>
     <w:p>
@@ -1933,6 +2213,20 @@
         <w:rPr>
           <w:lang w:val="en-US"/>
         </w:rPr>
+        <w:t>This work was conducted at the Group for Vision and Intelligent Systems (GVIS), I4 Institute, Universidad de León, Spain.</w:t>
+      </w:r>
+    </w:p>
+    <w:p>
+      <w:pPr>
+        <w:spacing w:after="200"/>
+        <w:rPr>
+          <w:lang w:val="en-US"/>
+        </w:rPr>
+      </w:pPr>
+      <w:r>
+        <w:rPr>
+          <w:lang w:val="en-US"/>
+        </w:rPr>
         <w:t xml:space="preserve">The authors gratefully acknowledge </w:t>
       </w:r>
       <w:proofErr w:type="spellStart"/>
@@ -1961,7 +2255,21 @@
         <w:rPr>
           <w:lang w:val="en-US"/>
         </w:rPr>
-        <w:t>This research did not receive any specific grant from funding agencies in the public, commercial, or not-for-profit sectors.</w:t>
+        <w:t xml:space="preserve">This research did not receive any specific grant from funding agencies in the public, commercial, or </w:t>
+      </w:r>
+      <w:proofErr w:type="gramStart"/>
+      <w:r>
+        <w:rPr>
+          <w:lang w:val="en-US"/>
+        </w:rPr>
+        <w:t>not-for</w:t>
+      </w:r>
+      <w:proofErr w:type="gramEnd"/>
+      <w:r>
+        <w:rPr>
+          <w:lang w:val="en-US"/>
+        </w:rPr>
+        <w:t>-profit sectors.</w:t>
       </w:r>
     </w:p>
     <w:p>
@@ -2649,6 +2957,7 @@
   <w:style w:type="character" w:default="1" w:styleId="Fuentedeprrafopredeter">
     <w:name w:val="Default Paragraph Font"/>
     <w:uiPriority w:val="1"/>
+    <w:semiHidden/>
     <w:unhideWhenUsed/>
   </w:style>
   <w:style w:type="table" w:default="1" w:styleId="Tablanormal">
